--- a/Tailored_CVs/Shinoy_Philips_AI_Senior_Systems_Engineer.docx
+++ b/Tailored_CVs/Shinoy_Philips_AI_Senior_Systems_Engineer.docx
@@ -70,7 +70,7 @@
           <w:b w:val="0"/>
           <w:sz w:val="19"/>
         </w:rPr>
-        <w:t>I am a QA Automation Engineer with over 8 years of experience building scalable testing frameworks and optimizing delivery pipelines. I hold a valid EU residence permit with full work authorization and am based in the Netherlands. My background includes utilizing AI tools like Gemini Code Assist to streamline test generation scripts within complex banking environments. I bring a strong focus on bridging development challenges with practical tooling solutions.</w:t>
+        <w:t>I am a QA Automation Engineer with over 8 years of experience building scalable test frameworks and pipelines. In my recent work, I have used AI tools like Gemini Code Assist to streamline test generation and deployment scripts. I hold a valid EU residence permit and am based in Amstelveen.</w:t>
       </w:r>
     </w:p>
     <w:p>
@@ -288,7 +288,7 @@
           <w:b w:val="0"/>
           <w:sz w:val="18"/>
         </w:rPr>
-        <w:t>▸ Streamlined test generation scripts and deployment processes using Gemini Code Assist to improve overall engineering efficiency.</w:t>
+        <w:t>▸ Migrated automation frameworks for credit limit workflows to Playwright TypeScript, boosting execution efficiency by 20% in a microservices environment.</w:t>
       </w:r>
     </w:p>
     <w:p>
@@ -301,7 +301,7 @@
           <w:b w:val="0"/>
           <w:sz w:val="18"/>
         </w:rPr>
-        <w:t>▸ Built and maintained scalable test automation frameworks using Playwright TypeScript and Java Selenium.</w:t>
+        <w:t>▸ Implemented CI/CD pipelines and scheduled regression test builds via Jenkins while provisioning test environments using Terraform and AWS.</w:t>
       </w:r>
     </w:p>
     <w:p>
@@ -314,7 +314,7 @@
           <w:b w:val="0"/>
           <w:sz w:val="18"/>
         </w:rPr>
-        <w:t>▸ Integrated automated CI/CD pipelines via Jenkins and provisioned infrastructure using Terraform and AWS.</w:t>
+        <w:t>▸ Executed complex Oracle SQL queries to validate massive datasets and ensure strict data integrity across backend workflows.</w:t>
       </w:r>
     </w:p>
     <w:p>
@@ -327,7 +327,7 @@
           <w:b w:val="0"/>
           <w:sz w:val="18"/>
         </w:rPr>
-        <w:t>▸ Collaborated with crossfunctional teams and product owners to translate business requirements into technical testing strategies.</w:t>
+        <w:t>▸ Streamlined complex test generation and deployment scripts utilizing AI tools like Gemini Code Assist.</w:t>
       </w:r>
     </w:p>
     <w:p>
